--- a/readme.docx
+++ b/readme.docx
@@ -1,6 +1,6 @@
 
 <file path=word/document.xml><?xml version="1.0" encoding="utf-8"?>
-<w:document xmlns:wpc="http://schemas.microsoft.com/office/word/2010/wordprocessingCanvas" xmlns:mc="http://schemas.openxmlformats.org/markup-compatibility/2006" xmlns:o="urn:schemas-microsoft-com:office:office" xmlns:r="http://schemas.openxmlformats.org/officeDocument/2006/relationships" xmlns:m="http://schemas.openxmlformats.org/officeDocument/2006/math" xmlns:v="urn:schemas-microsoft-com:vml" xmlns:wp14="http://schemas.microsoft.com/office/word/2010/wordprocessingDrawing" xmlns:wp="http://schemas.openxmlformats.org/drawingml/2006/wordprocessingDrawing" xmlns:w10="urn:schemas-microsoft-com:office:word" xmlns:w="http://schemas.openxmlformats.org/wordprocessingml/2006/main" xmlns:w14="http://schemas.microsoft.com/office/word/2010/wordml" xmlns:w15="http://schemas.microsoft.com/office/word/2012/wordml" xmlns:wpg="http://schemas.microsoft.com/office/word/2010/wordprocessingGroup" xmlns:wpi="http://schemas.microsoft.com/office/word/2010/wordprocessingInk" xmlns:wne="http://schemas.microsoft.com/office/word/2006/wordml" xmlns:wps="http://schemas.microsoft.com/office/word/2010/wordprocessingShape" mc:Ignorable="w14 w15 wp14">
+<w:document xmlns:wpc="http://schemas.microsoft.com/office/word/2010/wordprocessingCanvas" xmlns:cx="http://schemas.microsoft.com/office/drawing/2014/chartex" xmlns:cx1="http://schemas.microsoft.com/office/drawing/2015/9/8/chartex" xmlns:cx2="http://schemas.microsoft.com/office/drawing/2015/10/21/chartex" xmlns:cx3="http://schemas.microsoft.com/office/drawing/2016/5/9/chartex" xmlns:cx4="http://schemas.microsoft.com/office/drawing/2016/5/10/chartex" xmlns:cx5="http://schemas.microsoft.com/office/drawing/2016/5/11/chartex" xmlns:cx6="http://schemas.microsoft.com/office/drawing/2016/5/12/chartex" xmlns:cx7="http://schemas.microsoft.com/office/drawing/2016/5/13/chartex" xmlns:cx8="http://schemas.microsoft.com/office/drawing/2016/5/14/chartex" xmlns:mc="http://schemas.openxmlformats.org/markup-compatibility/2006" xmlns:aink="http://schemas.microsoft.com/office/drawing/2016/ink" xmlns:am3d="http://schemas.microsoft.com/office/drawing/2017/model3d" xmlns:o="urn:schemas-microsoft-com:office:office" xmlns:oel="http://schemas.microsoft.com/office/2019/extlst" xmlns:r="http://schemas.openxmlformats.org/officeDocument/2006/relationships" xmlns:m="http://schemas.openxmlformats.org/officeDocument/2006/math" xmlns:v="urn:schemas-microsoft-com:vml" xmlns:wp14="http://schemas.microsoft.com/office/word/2010/wordprocessingDrawing" xmlns:wp="http://schemas.openxmlformats.org/drawingml/2006/wordprocessingDrawing" xmlns:w10="urn:schemas-microsoft-com:office:word" xmlns:w="http://schemas.openxmlformats.org/wordprocessingml/2006/main" xmlns:w14="http://schemas.microsoft.com/office/word/2010/wordml" xmlns:w15="http://schemas.microsoft.com/office/word/2012/wordml" xmlns:w16cex="http://schemas.microsoft.com/office/word/2018/wordml/cex" xmlns:w16cid="http://schemas.microsoft.com/office/word/2016/wordml/cid" xmlns:w16="http://schemas.microsoft.com/office/word/2018/wordml" xmlns:w16du="http://schemas.microsoft.com/office/word/2023/wordml/word16du" xmlns:w16sdtdh="http://schemas.microsoft.com/office/word/2020/wordml/sdtdatahash" xmlns:w16sdtfl="http://schemas.microsoft.com/office/word/2024/wordml/sdtformatlock" xmlns:w16se="http://schemas.microsoft.com/office/word/2015/wordml/symex" xmlns:wpg="http://schemas.microsoft.com/office/word/2010/wordprocessingGroup" xmlns:wpi="http://schemas.microsoft.com/office/word/2010/wordprocessingInk" xmlns:wne="http://schemas.microsoft.com/office/word/2006/wordml" xmlns:wps="http://schemas.microsoft.com/office/word/2010/wordprocessingShape" mc:Ignorable="w14 w15 w16se w16cid w16 w16cex w16sdtdh w16sdtfl w16du wp14">
   <w:body>
     <w:p>
       <w:pPr>
@@ -13,7 +13,19 @@
         <w:rPr>
           <w:lang w:val="en-US"/>
         </w:rPr>
-        <w:t>MQTT Dashboard is an application that allows to publish and receive messages via the internet using the aplication layer protocol MQTT (</w:t>
+        <w:t>MQTT Dashboard is an application that allows to publish and receive messages via the internet using the ap</w:t>
+      </w:r>
+      <w:r>
+        <w:rPr>
+          <w:lang w:val="en-US"/>
+        </w:rPr>
+        <w:t>p</w:t>
+      </w:r>
+      <w:r>
+        <w:rPr>
+          <w:lang w:val="en-US"/>
+        </w:rPr>
+        <w:t>lication layer protocol MQTT (</w:t>
       </w:r>
       <w:hyperlink r:id="rId5" w:history="1">
         <w:r>
@@ -54,7 +66,43 @@
         <w:rPr>
           <w:lang w:val="en-US"/>
         </w:rPr>
-        <w:t xml:space="preserve">It has been developed using RAD Studio 10.2 and coded in Delphi using TMS MQTT components to provide the functions needed for communication </w:t>
+        <w:t>It has been developed using RAD Studio 1</w:t>
+      </w:r>
+      <w:r>
+        <w:rPr>
+          <w:lang w:val="en-US"/>
+        </w:rPr>
+        <w:t>1</w:t>
+      </w:r>
+      <w:r>
+        <w:rPr>
+          <w:lang w:val="en-US"/>
+        </w:rPr>
+        <w:t xml:space="preserve"> and coded in Delphi using TMS MQTT components to </w:t>
+      </w:r>
+      <w:r>
+        <w:rPr>
+          <w:lang w:val="en-US"/>
+        </w:rPr>
+        <w:t xml:space="preserve">implement </w:t>
+      </w:r>
+      <w:r>
+        <w:rPr>
+          <w:lang w:val="en-US"/>
+        </w:rPr>
+        <w:t xml:space="preserve">the </w:t>
+      </w:r>
+      <w:r>
+        <w:rPr>
+          <w:lang w:val="en-US"/>
+        </w:rPr>
+        <w:t>MQTT protocol</w:t>
+      </w:r>
+      <w:r>
+        <w:rPr>
+          <w:lang w:val="en-US"/>
+        </w:rPr>
+        <w:t xml:space="preserve"> </w:t>
       </w:r>
       <w:r>
         <w:rPr>
@@ -131,7 +179,7 @@
     </w:p>
     <w:p>
       <w:pPr>
-        <w:pStyle w:val="ListParagraph"/>
+        <w:pStyle w:val="PargrafodaLista"/>
         <w:numPr>
           <w:ilvl w:val="0"/>
           <w:numId w:val="2"/>
@@ -156,7 +204,7 @@
     </w:p>
     <w:p>
       <w:pPr>
-        <w:pStyle w:val="ListParagraph"/>
+        <w:pStyle w:val="PargrafodaLista"/>
         <w:numPr>
           <w:ilvl w:val="0"/>
           <w:numId w:val="2"/>
@@ -181,7 +229,7 @@
     </w:p>
     <w:p>
       <w:pPr>
-        <w:pStyle w:val="ListParagraph"/>
+        <w:pStyle w:val="PargrafodaLista"/>
         <w:numPr>
           <w:ilvl w:val="0"/>
           <w:numId w:val="2"/>
@@ -206,7 +254,7 @@
     </w:p>
     <w:p>
       <w:pPr>
-        <w:pStyle w:val="ListParagraph"/>
+        <w:pStyle w:val="PargrafodaLista"/>
         <w:numPr>
           <w:ilvl w:val="0"/>
           <w:numId w:val="2"/>
@@ -231,7 +279,7 @@
     </w:p>
     <w:p>
       <w:pPr>
-        <w:pStyle w:val="ListParagraph"/>
+        <w:pStyle w:val="PargrafodaLista"/>
         <w:numPr>
           <w:ilvl w:val="0"/>
           <w:numId w:val="2"/>
@@ -256,7 +304,7 @@
     </w:p>
     <w:p>
       <w:pPr>
-        <w:pStyle w:val="ListParagraph"/>
+        <w:pStyle w:val="PargrafodaLista"/>
         <w:numPr>
           <w:ilvl w:val="0"/>
           <w:numId w:val="2"/>
@@ -281,7 +329,7 @@
     </w:p>
     <w:p>
       <w:pPr>
-        <w:pStyle w:val="ListParagraph"/>
+        <w:pStyle w:val="PargrafodaLista"/>
         <w:numPr>
           <w:ilvl w:val="0"/>
           <w:numId w:val="2"/>
@@ -306,7 +354,7 @@
     </w:p>
     <w:p>
       <w:pPr>
-        <w:pStyle w:val="ListParagraph"/>
+        <w:pStyle w:val="PargrafodaLista"/>
         <w:numPr>
           <w:ilvl w:val="0"/>
           <w:numId w:val="2"/>
@@ -331,7 +379,7 @@
     </w:p>
     <w:p>
       <w:pPr>
-        <w:pStyle w:val="ListParagraph"/>
+        <w:pStyle w:val="PargrafodaLista"/>
         <w:numPr>
           <w:ilvl w:val="0"/>
           <w:numId w:val="2"/>
@@ -356,7 +404,7 @@
     </w:p>
     <w:p>
       <w:pPr>
-        <w:pStyle w:val="ListParagraph"/>
+        <w:pStyle w:val="PargrafodaLista"/>
         <w:numPr>
           <w:ilvl w:val="0"/>
           <w:numId w:val="2"/>
@@ -396,91 +444,53 @@
         <w:rPr>
           <w:lang w:val="en-US"/>
         </w:rPr>
-        <w:t>Others users options include the port number (1883 or 8883), the use of SSL certificate, the QoS with which the application will publish and receive the messages</w:t>
-      </w:r>
-      <w:r>
-        <w:rPr>
-          <w:lang w:val="en-US"/>
-        </w:rPr>
-        <w:t xml:space="preserve"> and t</w:t>
-      </w:r>
-      <w:r>
-        <w:rPr>
-          <w:lang w:val="en-US"/>
-        </w:rPr>
-        <w:t>he introduction of</w:t>
-      </w:r>
-      <w:r>
-        <w:rPr>
-          <w:lang w:val="en-US"/>
-        </w:rPr>
-        <w:t xml:space="preserve"> credentials (username and password) whenever required by the broker.</w:t>
-      </w:r>
-    </w:p>
-    <w:p>
-      <w:pPr>
-        <w:jc w:val="both"/>
-        <w:rPr>
-          <w:lang w:val="en-US"/>
-        </w:rPr>
-      </w:pPr>
-      <w:r>
-        <w:rPr>
-          <w:lang w:val="en-US"/>
-        </w:rPr>
-        <w:t>Before connection, t</w:t>
-      </w:r>
-      <w:r>
-        <w:rPr>
-          <w:lang w:val="en-US"/>
-        </w:rPr>
-        <w:t>he app allows to subscribe topics that can be added in an edit box. These topics can use wildcards.</w:t>
-      </w:r>
-    </w:p>
-    <w:p>
-      <w:pPr>
-        <w:jc w:val="both"/>
-        <w:rPr>
-          <w:lang w:val="en-US"/>
-        </w:rPr>
-      </w:pPr>
-      <w:r>
-        <w:rPr>
-          <w:lang w:val="en-US"/>
-        </w:rPr>
-        <w:t xml:space="preserve">Once connected to </w:t>
-      </w:r>
-      <w:r>
-        <w:rPr>
-          <w:lang w:val="en-US"/>
-        </w:rPr>
-        <w:t>the</w:t>
-      </w:r>
-      <w:r>
-        <w:rPr>
-          <w:lang w:val="en-US"/>
-        </w:rPr>
-        <w:t xml:space="preserve"> MQTT broker </w:t>
-      </w:r>
-      <w:r>
-        <w:rPr>
-          <w:lang w:val="en-US"/>
-        </w:rPr>
-        <w:t xml:space="preserve">selected, </w:t>
-      </w:r>
-      <w:bookmarkStart w:id="0" w:name="_GoBack"/>
-      <w:bookmarkEnd w:id="0"/>
-      <w:r>
-        <w:rPr>
-          <w:lang w:val="en-US"/>
-        </w:rPr>
-        <w:t>the app allows to p</w:t>
-      </w:r>
-      <w:r>
-        <w:rPr>
-          <w:lang w:val="en-US"/>
-        </w:rPr>
-        <w:t>ublish messages on a topic head. Topic and payload must be written in the corresponding edit boxes.</w:t>
+        <w:t>Another broker name can be written on this list.</w:t>
+      </w:r>
+    </w:p>
+    <w:p>
+      <w:pPr>
+        <w:jc w:val="both"/>
+        <w:rPr>
+          <w:lang w:val="en-US"/>
+        </w:rPr>
+      </w:pPr>
+      <w:r>
+        <w:rPr>
+          <w:lang w:val="en-US"/>
+        </w:rPr>
+        <w:t xml:space="preserve">Others users options include the port number (1883 or 8883), the use of SSL certificate, </w:t>
+      </w:r>
+      <w:r>
+        <w:rPr>
+          <w:lang w:val="en-US"/>
+        </w:rPr>
+        <w:t xml:space="preserve">credentials (username and password), and the settings of the Last Will and Testament (LWT, including QoS and retain flag). </w:t>
+      </w:r>
+    </w:p>
+    <w:p>
+      <w:pPr>
+        <w:jc w:val="both"/>
+        <w:rPr>
+          <w:lang w:val="en-US"/>
+        </w:rPr>
+      </w:pPr>
+      <w:r>
+        <w:rPr>
+          <w:lang w:val="en-US"/>
+        </w:rPr>
+        <w:t>Once connected to a broker selected, the application allows the user to subscribe and unsubscribe to topics (which includes the use of wildcards). It also allows the user to publish messages on a topic head with a QoS, and with retain flag.</w:t>
+      </w:r>
+      <w:r>
+        <w:rPr>
+          <w:lang w:val="en-US"/>
+        </w:rPr>
+        <w:t xml:space="preserve"> </w:t>
+      </w:r>
+      <w:r>
+        <w:rPr>
+          <w:lang w:val="en-US"/>
+        </w:rPr>
+        <w:t>Topic and payload must be written in the corresponding edit boxes.</w:t>
       </w:r>
     </w:p>
     <w:p>
@@ -511,7 +521,7 @@
         <w:rPr>
           <w:lang w:val="en-US"/>
         </w:rPr>
-        <w:t>.</w:t>
+        <w:t xml:space="preserve"> written on a topic to which this application has been subscribed.</w:t>
       </w:r>
     </w:p>
     <w:p>
@@ -536,14 +546,13 @@
       <w:r>
         <w:rPr>
           <w:noProof/>
-          <w:lang w:eastAsia="pt-BR"/>
         </w:rPr>
         <w:lastRenderedPageBreak/>
         <w:drawing>
-          <wp:inline distT="0" distB="0" distL="0" distR="0">
-            <wp:extent cx="5400040" cy="3498215"/>
-            <wp:effectExtent l="0" t="0" r="0" b="6985"/>
-            <wp:docPr id="1" name="Picture 1"/>
+          <wp:inline distT="0" distB="0" distL="0" distR="0" wp14:anchorId="6160EC9B" wp14:editId="21E7FAA5">
+            <wp:extent cx="5400040" cy="3143885"/>
+            <wp:effectExtent l="0" t="0" r="0" b="0"/>
+            <wp:docPr id="685158060" name="Imagem 1"/>
             <wp:cNvGraphicFramePr>
               <a:graphicFrameLocks xmlns:a="http://schemas.openxmlformats.org/drawingml/2006/main" noChangeAspect="1"/>
             </wp:cNvGraphicFramePr>
@@ -551,17 +560,11 @@
               <a:graphicData uri="http://schemas.openxmlformats.org/drawingml/2006/picture">
                 <pic:pic xmlns:pic="http://schemas.openxmlformats.org/drawingml/2006/picture">
                   <pic:nvPicPr>
-                    <pic:cNvPr id="1" name="teladashboard.png"/>
+                    <pic:cNvPr id="685158060" name=""/>
                     <pic:cNvPicPr/>
                   </pic:nvPicPr>
                   <pic:blipFill>
-                    <a:blip r:embed="rId7">
-                      <a:extLst>
-                        <a:ext uri="{28A0092B-C50C-407E-A947-70E740481C1C}">
-                          <a14:useLocalDpi xmlns:a14="http://schemas.microsoft.com/office/drawing/2010/main" val="0"/>
-                        </a:ext>
-                      </a:extLst>
-                    </a:blip>
+                    <a:blip r:embed="rId7"/>
                     <a:stretch>
                       <a:fillRect/>
                     </a:stretch>
@@ -569,7 +572,7 @@
                   <pic:spPr>
                     <a:xfrm>
                       <a:off x="0" y="0"/>
-                      <a:ext cx="5400040" cy="3498215"/>
+                      <a:ext cx="5400040" cy="3143885"/>
                     </a:xfrm>
                     <a:prstGeom prst="rect">
                       <a:avLst/>
@@ -593,7 +596,7 @@
 </file>
 
 <file path=word/numbering.xml><?xml version="1.0" encoding="utf-8"?>
-<w:numbering xmlns:wpc="http://schemas.microsoft.com/office/word/2010/wordprocessingCanvas" xmlns:mc="http://schemas.openxmlformats.org/markup-compatibility/2006" xmlns:o="urn:schemas-microsoft-com:office:office" xmlns:r="http://schemas.openxmlformats.org/officeDocument/2006/relationships" xmlns:m="http://schemas.openxmlformats.org/officeDocument/2006/math" xmlns:v="urn:schemas-microsoft-com:vml" xmlns:wp14="http://schemas.microsoft.com/office/word/2010/wordprocessingDrawing" xmlns:wp="http://schemas.openxmlformats.org/drawingml/2006/wordprocessingDrawing" xmlns:w10="urn:schemas-microsoft-com:office:word" xmlns:w="http://schemas.openxmlformats.org/wordprocessingml/2006/main" xmlns:w14="http://schemas.microsoft.com/office/word/2010/wordml" xmlns:w15="http://schemas.microsoft.com/office/word/2012/wordml" xmlns:wpg="http://schemas.microsoft.com/office/word/2010/wordprocessingGroup" xmlns:wpi="http://schemas.microsoft.com/office/word/2010/wordprocessingInk" xmlns:wne="http://schemas.microsoft.com/office/word/2006/wordml" xmlns:wps="http://schemas.microsoft.com/office/word/2010/wordprocessingShape" mc:Ignorable="w14 w15 wp14">
+<w:numbering xmlns:wpc="http://schemas.microsoft.com/office/word/2010/wordprocessingCanvas" xmlns:cx="http://schemas.microsoft.com/office/drawing/2014/chartex" xmlns:cx1="http://schemas.microsoft.com/office/drawing/2015/9/8/chartex" xmlns:cx2="http://schemas.microsoft.com/office/drawing/2015/10/21/chartex" xmlns:cx3="http://schemas.microsoft.com/office/drawing/2016/5/9/chartex" xmlns:cx4="http://schemas.microsoft.com/office/drawing/2016/5/10/chartex" xmlns:cx5="http://schemas.microsoft.com/office/drawing/2016/5/11/chartex" xmlns:cx6="http://schemas.microsoft.com/office/drawing/2016/5/12/chartex" xmlns:cx7="http://schemas.microsoft.com/office/drawing/2016/5/13/chartex" xmlns:cx8="http://schemas.microsoft.com/office/drawing/2016/5/14/chartex" xmlns:mc="http://schemas.openxmlformats.org/markup-compatibility/2006" xmlns:aink="http://schemas.microsoft.com/office/drawing/2016/ink" xmlns:am3d="http://schemas.microsoft.com/office/drawing/2017/model3d" xmlns:o="urn:schemas-microsoft-com:office:office" xmlns:oel="http://schemas.microsoft.com/office/2019/extlst" xmlns:r="http://schemas.openxmlformats.org/officeDocument/2006/relationships" xmlns:m="http://schemas.openxmlformats.org/officeDocument/2006/math" xmlns:v="urn:schemas-microsoft-com:vml" xmlns:wp14="http://schemas.microsoft.com/office/word/2010/wordprocessingDrawing" xmlns:wp="http://schemas.openxmlformats.org/drawingml/2006/wordprocessingDrawing" xmlns:w10="urn:schemas-microsoft-com:office:word" xmlns:w="http://schemas.openxmlformats.org/wordprocessingml/2006/main" xmlns:w14="http://schemas.microsoft.com/office/word/2010/wordml" xmlns:w15="http://schemas.microsoft.com/office/word/2012/wordml" xmlns:w16cex="http://schemas.microsoft.com/office/word/2018/wordml/cex" xmlns:w16cid="http://schemas.microsoft.com/office/word/2016/wordml/cid" xmlns:w16="http://schemas.microsoft.com/office/word/2018/wordml" xmlns:w16du="http://schemas.microsoft.com/office/word/2023/wordml/word16du" xmlns:w16sdtdh="http://schemas.microsoft.com/office/word/2020/wordml/sdtdatahash" xmlns:w16sdtfl="http://schemas.microsoft.com/office/word/2024/wordml/sdtformatlock" xmlns:w16se="http://schemas.microsoft.com/office/word/2015/wordml/symex" xmlns:wpg="http://schemas.microsoft.com/office/word/2010/wordprocessingGroup" xmlns:wpi="http://schemas.microsoft.com/office/word/2010/wordprocessingInk" xmlns:wne="http://schemas.microsoft.com/office/word/2006/wordml" xmlns:wps="http://schemas.microsoft.com/office/word/2010/wordprocessingShape" mc:Ignorable="w14 w15 w16se w16cid w16 w16cex w16sdtdh w16sdtfl w16du wp14">
   <w:abstractNum w:abstractNumId="0" w15:restartNumberingAfterBreak="0">
     <w:nsid w:val="06A06838"/>
     <w:multiLevelType w:val="hybridMultilevel"/>
@@ -820,17 +823,17 @@
       </w:rPr>
     </w:lvl>
   </w:abstractNum>
-  <w:num w:numId="1">
+  <w:num w:numId="1" w16cid:durableId="970792081">
     <w:abstractNumId w:val="0"/>
   </w:num>
-  <w:num w:numId="2">
+  <w:num w:numId="2" w16cid:durableId="81921643">
     <w:abstractNumId w:val="1"/>
   </w:num>
 </w:numbering>
 </file>
 
 <file path=word/styles.xml><?xml version="1.0" encoding="utf-8"?>
-<w:styles xmlns:mc="http://schemas.openxmlformats.org/markup-compatibility/2006" xmlns:r="http://schemas.openxmlformats.org/officeDocument/2006/relationships" xmlns:w="http://schemas.openxmlformats.org/wordprocessingml/2006/main" xmlns:w14="http://schemas.microsoft.com/office/word/2010/wordml" xmlns:w15="http://schemas.microsoft.com/office/word/2012/wordml" mc:Ignorable="w14 w15">
+<w:styles xmlns:mc="http://schemas.openxmlformats.org/markup-compatibility/2006" xmlns:r="http://schemas.openxmlformats.org/officeDocument/2006/relationships" xmlns:w="http://schemas.openxmlformats.org/wordprocessingml/2006/main" xmlns:w14="http://schemas.microsoft.com/office/word/2010/wordml" xmlns:w15="http://schemas.microsoft.com/office/word/2012/wordml" xmlns:w16cex="http://schemas.microsoft.com/office/word/2018/wordml/cex" xmlns:w16cid="http://schemas.microsoft.com/office/word/2016/wordml/cid" xmlns:w16="http://schemas.microsoft.com/office/word/2018/wordml" xmlns:w16du="http://schemas.microsoft.com/office/word/2023/wordml/word16du" xmlns:w16sdtdh="http://schemas.microsoft.com/office/word/2020/wordml/sdtdatahash" xmlns:w16sdtfl="http://schemas.microsoft.com/office/word/2024/wordml/sdtformatlock" xmlns:w16se="http://schemas.microsoft.com/office/word/2015/wordml/symex" mc:Ignorable="w14 w15 w16se w16cid w16 w16cex w16sdtdh w16sdtfl w16du">
   <w:docDefaults>
     <w:rPrDefault>
       <w:rPr>
@@ -846,7 +849,7 @@
       </w:pPr>
     </w:pPrDefault>
   </w:docDefaults>
-  <w:latentStyles w:defLockedState="0" w:defUIPriority="99" w:defSemiHidden="0" w:defUnhideWhenUsed="0" w:defQFormat="0" w:count="371">
+  <w:latentStyles w:defLockedState="0" w:defUIPriority="99" w:defSemiHidden="0" w:defUnhideWhenUsed="0" w:defQFormat="0" w:count="376">
     <w:lsdException w:name="Normal" w:uiPriority="0" w:qFormat="1"/>
     <w:lsdException w:name="heading 1" w:uiPriority="9" w:qFormat="1"/>
     <w:lsdException w:name="heading 2" w:semiHidden="1" w:uiPriority="9" w:unhideWhenUsed="1" w:qFormat="1"/>
@@ -1218,18 +1221,23 @@
     <w:lsdException w:name="List Table 5 Dark Accent 6" w:uiPriority="50"/>
     <w:lsdException w:name="List Table 6 Colorful Accent 6" w:uiPriority="51"/>
     <w:lsdException w:name="List Table 7 Colorful Accent 6" w:uiPriority="52"/>
+    <w:lsdException w:name="Mention" w:semiHidden="1" w:unhideWhenUsed="1"/>
+    <w:lsdException w:name="Smart Hyperlink" w:semiHidden="1" w:unhideWhenUsed="1"/>
+    <w:lsdException w:name="Hashtag" w:semiHidden="1" w:unhideWhenUsed="1"/>
+    <w:lsdException w:name="Unresolved Mention" w:semiHidden="1" w:unhideWhenUsed="1"/>
+    <w:lsdException w:name="Smart Link" w:semiHidden="1" w:unhideWhenUsed="1"/>
   </w:latentStyles>
   <w:style w:type="paragraph" w:default="1" w:styleId="Normal">
     <w:name w:val="Normal"/>
     <w:qFormat/>
   </w:style>
-  <w:style w:type="character" w:default="1" w:styleId="DefaultParagraphFont">
+  <w:style w:type="character" w:default="1" w:styleId="Fontepargpadro">
     <w:name w:val="Default Paragraph Font"/>
     <w:uiPriority w:val="1"/>
     <w:semiHidden/>
     <w:unhideWhenUsed/>
   </w:style>
-  <w:style w:type="table" w:default="1" w:styleId="TableNormal">
+  <w:style w:type="table" w:default="1" w:styleId="Tabelanormal">
     <w:name w:val="Normal Table"/>
     <w:uiPriority w:val="99"/>
     <w:semiHidden/>
@@ -1244,13 +1252,13 @@
       </w:tblCellMar>
     </w:tblPr>
   </w:style>
-  <w:style w:type="numbering" w:default="1" w:styleId="NoList">
+  <w:style w:type="numbering" w:default="1" w:styleId="Semlista">
     <w:name w:val="No List"/>
     <w:uiPriority w:val="99"/>
     <w:semiHidden/>
     <w:unhideWhenUsed/>
   </w:style>
-  <w:style w:type="paragraph" w:styleId="ListParagraph">
+  <w:style w:type="paragraph" w:styleId="PargrafodaLista">
     <w:name w:val="List Paragraph"/>
     <w:basedOn w:val="Normal"/>
     <w:uiPriority w:val="34"/>
@@ -1263,7 +1271,7 @@
   </w:style>
   <w:style w:type="character" w:styleId="Hyperlink">
     <w:name w:val="Hyperlink"/>
-    <w:basedOn w:val="DefaultParagraphFont"/>
+    <w:basedOn w:val="Fontepargpadro"/>
     <w:uiPriority w:val="99"/>
     <w:unhideWhenUsed/>
     <w:rsid w:val="0075552E"/>
